--- a/Templates/04-planning/sow-template.docx
+++ b/Templates/04-planning/sow-template.docx
@@ -1319,6 +1319,138 @@
         <w:t>Contents</w:t>
       </w:r>
     </w:p>
+    <w:p/>
+    <w:p>
+      <w:pPr>
+        <w:pStyle w:val="Heading2"/>
+      </w:pPr>
+      <w:r>
+        <w:rPr>
+          <w:color w:val="E31C3D"/>
+        </w:rPr>
+        <w:t>2.6 Scope Variance Management</w:t>
+      </w:r>
+    </w:p>
+    <w:p>
+      <w:pPr>
+        <w:pBdr>
+          <w:left w:val="single" w:sz="12" w:space="4" w:color="E31C3D"/>
+        </w:pBdr>
+      </w:pPr>
+      <w:r>
+        <w:rPr>
+          <w:b/>
+          <w:color w:val="E31C3D"/>
+        </w:rPr>
+        <w:t>IMPORTANT: Scope variance is the single most common source of commercial dispute in CRA engagements. This clause is mandatory and must not be removed.</w:t>
+      </w:r>
+    </w:p>
+    <w:p>
+      <w:pPr/>
+      <w:r>
+        <w:t>The estate scope provided by [CUSTOMER NAME] is an estimate based on [CMDB / customer-provided data / vCenter export] as at [DATE]. Rackspace will conduct an independent VM count during Phase 1 (Weeks 1-2). If the independently assessed estate exceeds the estimated scope by more than 15%, Rackspace will issue a Change Control Notification within 5 business days.</w:t>
+      </w:r>
+    </w:p>
+    <w:p>
+      <w:pPr>
+        <w:ind w:left="720" w:right="360"/>
+        <w:shd w:val="clear" w:color="auto" w:fill="F2F2F2"/>
+      </w:pPr>
+      <w:r>
+        <w:rPr>
+          <w:i/>
+          <w:sz w:val="18"/>
+        </w:rPr>
+        <w:t>Scope Variance Clause: The engagement will continue at current scope until the Change Control is agreed. Rackspace will not perform work materially outside the agreed scope without a signed Change Control. If the estate is larger than estimated, Rackspace will present the additional effort and cost for customer approval before proceeding.</w:t>
+      </w:r>
+    </w:p>
+    <w:p>
+      <w:pPr/>
+      <w:r>
+        <w:t>Scope confidence is classified at engagement start (High / Medium / Low) based on the quality of the customer-provided estate data. A Low confidence rating triggers an early VM count validation in Phase 0.</w:t>
+      </w:r>
+    </w:p>
+    <w:p/>
+    <w:p>
+      <w:pPr>
+        <w:pStyle w:val="Heading2"/>
+      </w:pPr>
+      <w:r>
+        <w:rPr>
+          <w:color w:val="E31C3D"/>
+        </w:rPr>
+        <w:t>12.1 Alliance Partner Funding</w:t>
+      </w:r>
+    </w:p>
+    <w:p>
+      <w:pPr>
+        <w:pBdr>
+          <w:left w:val="single" w:sz="12" w:space="4" w:color="E31C3D"/>
+        </w:pBdr>
+      </w:pPr>
+      <w:r>
+        <w:rPr>
+          <w:b/>
+          <w:color w:val="E31C3D"/>
+        </w:rPr>
+        <w:t>IMPORTANT: Deal registration must be completed before Part 2 SOW countersignature. Failure to register early is the most common reason partner funding is lost. This clause is mandatory and must not be removed.</w:t>
+      </w:r>
+    </w:p>
+    <w:p>
+      <w:pPr/>
+      <w:r>
+        <w:t>Rackspace will identify applicable hyperscaler partner funding programmes (Microsoft Azure Migration and Modernisation / AWS Migration Acceleration Programme / Google Cloud PSO Credits) at engagement start. Where the customer is eligible, Rackspace will initiate deal registration with the relevant partner programme during Phase 1.</w:t>
+      </w:r>
+    </w:p>
+    <w:p>
+      <w:pPr>
+        <w:ind w:left="720" w:right="360"/>
+        <w:shd w:val="clear" w:color="auto" w:fill="F2F2F2"/>
+      </w:pPr>
+      <w:r>
+        <w:rPr>
+          <w:i/>
+          <w:sz w:val="18"/>
+        </w:rPr>
+        <w:t>Alliance Partner Registration Clause: Formal deal registration submission will be completed before the Part 2 Statement of Work is countersigned by Rackspace. This clause does not guarantee funding approval; it ensures registration is completed at the earliest eligible stage. Rackspace will provide written confirmation of registration status to the customer within 5 business days of registration submission.</w:t>
+      </w:r>
+    </w:p>
+    <w:p>
+      <w:pPr/>
+      <w:r>
+        <w:t>Applicable programmes at time of engagement:</w:t>
+      </w:r>
+    </w:p>
+    <w:p>
+      <w:pPr>
+        <w:pStyle w:val="ListParagraph"/>
+      </w:pPr>
+      <w:r>
+        <w:t>Microsoft Azure Migration and Modernisation (AMM) -- eligible for Windows/SQL estates migrating to Azure</w:t>
+      </w:r>
+    </w:p>
+    <w:p>
+      <w:pPr>
+        <w:pStyle w:val="ListParagraph"/>
+      </w:pPr>
+      <w:r>
+        <w:t>AWS Migration Acceleration Programme (MAP) -- eligible for workloads migrating to AWS</w:t>
+      </w:r>
+    </w:p>
+    <w:p>
+      <w:pPr>
+        <w:pStyle w:val="ListParagraph"/>
+      </w:pPr>
+      <w:r>
+        <w:t>Google Cloud PSO Credits / Cloud Ready Programmes -- eligible for workloads migrating to GCP</w:t>
+      </w:r>
+    </w:p>
+    <w:p>
+      <w:pPr/>
+      <w:r>
+        <w:t>Estimated partner funding value will be documented in the Phase 3 executive report and presentation. Actual funding is subject to hyperscaler programme approval and is not a commercial commitment by Rackspace.</w:t>
+      </w:r>
+    </w:p>
     <w:p>
       <w:pPr>
         <w:spacing w:after="120"/>
@@ -3124,6 +3256,57 @@
           <w:rFonts w:ascii="Aptos" w:hAnsi="Aptos"/>
         </w:rPr>
         <w:t>Application Dependency Map</w:t>
+      </w:r>
+    </w:p>
+    <w:p/>
+    <w:p>
+      <w:pPr>
+        <w:pStyle w:val="Heading2"/>
+      </w:pPr>
+      <w:r>
+        <w:rPr>
+          <w:color w:val="E31C3D"/>
+        </w:rPr>
+        <w:t>3.3A Utilisation Data Quality Gate</w:t>
+      </w:r>
+    </w:p>
+    <w:p>
+      <w:pPr>
+        <w:pBdr>
+          <w:left w:val="single" w:sz="12" w:space="4" w:color="E31C3D"/>
+        </w:pBdr>
+      </w:pPr>
+      <w:r>
+        <w:rPr>
+          <w:b/>
+          <w:color w:val="E31C3D"/>
+        </w:rPr>
+        <w:t>GATE: Phase 3 (Evaluation) cannot commence until this data quality gate is passed. A TCO model built on insufficient data has +/-30-50% accuracy. This clause protects both Rackspace and the customer from a defensible recommendation.</w:t>
+      </w:r>
+    </w:p>
+    <w:p>
+      <w:pPr/>
+      <w:r>
+        <w:t>Phase 3 (Hyperscaler Evaluation and TCO Analysis) cannot commence until a minimum of [14] calendar days of clean CPU, RAM, storage, and network utilisation data has been collected from 90% or more of the in-scope VM estate.</w:t>
+      </w:r>
+    </w:p>
+    <w:p>
+      <w:pPr>
+        <w:ind w:left="720" w:right="360"/>
+        <w:shd w:val="clear" w:color="auto" w:fill="F2F2F2"/>
+      </w:pPr>
+      <w:r>
+        <w:rPr>
+          <w:i/>
+          <w:sz w:val="18"/>
+        </w:rPr>
+        <w:t>Utilisation Data Gate Clause: Rackspace will provide a weekly data quality report to [CUSTOMER CONTACT NAME] showing collection coverage percentage and data quality grade. If schedule pressure arises, Rackspace will present the financial risk in writing: a TCO model built on fewer than 14 days of data has +/-30-50% accuracy, versus +/-10-15% accuracy with 28 or more days of data. The customer may approve proceeding with reduced data quality by signing a Data Quality Waiver, which Rackspace will attach to the final report.</w:t>
+      </w:r>
+    </w:p>
+    <w:p>
+      <w:pPr/>
+      <w:r>
+        <w:t>Recommended minimum: 14 days. Target: 28 days. Extended data collection beyond 28 days is available if the customer timeline permits and improves TCO accuracy.</w:t>
       </w:r>
     </w:p>
     <w:p>

--- a/Templates/04-planning/sow-template.docx
+++ b/Templates/04-planning/sow-template.docx
@@ -2,6 +2,240 @@
 <file path=word/document.xml><?xml version="1.0" encoding="utf-8"?>
 <w:document xmlns:wpc="http://schemas.microsoft.com/office/word/2010/wordprocessingCanvas" xmlns:cx="http://schemas.microsoft.com/office/drawing/2014/chartex" xmlns:cx1="http://schemas.microsoft.com/office/drawing/2015/9/8/chartex" xmlns:cx2="http://schemas.microsoft.com/office/drawing/2015/10/21/chartex" xmlns:cx3="http://schemas.microsoft.com/office/drawing/2016/5/9/chartex" xmlns:cx4="http://schemas.microsoft.com/office/drawing/2016/5/10/chartex" xmlns:cx5="http://schemas.microsoft.com/office/drawing/2016/5/11/chartex" xmlns:cx6="http://schemas.microsoft.com/office/drawing/2016/5/12/chartex" xmlns:cx7="http://schemas.microsoft.com/office/drawing/2016/5/13/chartex" xmlns:cx8="http://schemas.microsoft.com/office/drawing/2016/5/14/chartex" xmlns:mc="http://schemas.openxmlformats.org/markup-compatibility/2006" xmlns:aink="http://schemas.microsoft.com/office/drawing/2016/ink" xmlns:am3d="http://schemas.microsoft.com/office/drawing/2017/model3d" xmlns:o="urn:schemas-microsoft-com:office:office" xmlns:oel="http://schemas.microsoft.com/office/2019/extlst" xmlns:r="http://schemas.openxmlformats.org/officeDocument/2006/relationships" xmlns:m="http://schemas.openxmlformats.org/officeDocument/2006/math" xmlns:v="urn:schemas-microsoft-com:vml" xmlns:wp14="http://schemas.microsoft.com/office/word/2010/wordprocessingDrawing" xmlns:wp="http://schemas.openxmlformats.org/drawingml/2006/wordprocessingDrawing" xmlns:w10="urn:schemas-microsoft-com:office:word" xmlns:w="http://schemas.openxmlformats.org/wordprocessingml/2006/main" xmlns:w14="http://schemas.microsoft.com/office/word/2010/wordml" xmlns:w15="http://schemas.microsoft.com/office/word/2012/wordml" xmlns:w16cex="http://schemas.microsoft.com/office/word/2018/wordml/cex" xmlns:w16cid="http://schemas.microsoft.com/office/word/2016/wordml/cid" xmlns:w16="http://schemas.microsoft.com/office/word/2018/wordml" xmlns:w16du="http://schemas.microsoft.com/office/word/2023/wordml/word16du" xmlns:w16sdtdh="http://schemas.microsoft.com/office/word/2020/wordml/sdtdatahash" xmlns:w16sdtfl="http://schemas.microsoft.com/office/word/2024/wordml/sdtformatlock" xmlns:w16se="http://schemas.microsoft.com/office/word/2015/wordml/symex" xmlns:wpg="http://schemas.microsoft.com/office/word/2010/wordprocessingGroup" xmlns:wpi="http://schemas.microsoft.com/office/word/2010/wordprocessingInk" xmlns:wne="http://schemas.microsoft.com/office/word/2006/wordml" xmlns:wps="http://schemas.microsoft.com/office/word/2010/wordprocessingShape" mc:Ignorable="w14 w15 w16se w16cid w16 w16cex w16sdtdh w16sdtfl w16du wp14">
   <w:body>
+    <w:tbl>
+      <w:tblPr>
+        <w:tblW w:type="auto" w:w="0"/>
+        <w:tblLook w:firstColumn="1" w:firstRow="1" w:lastColumn="0" w:lastRow="0" w:noHBand="0" w:noVBand="1" w:val="04A0"/>
+      </w:tblPr>
+      <w:tblGrid>
+        <w:gridCol w:w="4680"/>
+        <w:gridCol w:w="4680"/>
+      </w:tblGrid>
+      <w:tr>
+        <w:tc>
+          <w:tcPr>
+            <w:tcW w:type="dxa" w:w="9360"/>
+            <w:gridSpan w:val="2"/>
+          </w:tcPr>
+          <w:p>
+            <w:r>
+              <w:rPr>
+                <w:b/>
+                <w:color w:val="E31C3D"/>
+              </w:rPr>
+              <w:t>DOCUMENT INFORMATION</w:t>
+            </w:r>
+          </w:p>
+        </w:tc>
+      </w:tr>
+      <w:tr>
+        <w:tc>
+          <w:tcPr>
+            <w:tcW w:type="dxa" w:w="4680"/>
+          </w:tcPr>
+          <w:p>
+            <w:r>
+              <w:rPr>
+                <w:b/>
+              </w:rPr>
+              <w:t>Document Purpose:</w:t>
+            </w:r>
+          </w:p>
+        </w:tc>
+        <w:tc>
+          <w:tcPr>
+            <w:tcW w:type="dxa" w:w="4680"/>
+          </w:tcPr>
+          <w:p>
+            <w:r>
+              <w:t>Statement of Work for CRA Part 1 engagement. Signed by customer and Rackspace before Phase 1 begins. Defines scope, deliverables, fees, timeline.</w:t>
+            </w:r>
+          </w:p>
+        </w:tc>
+      </w:tr>
+      <w:tr>
+        <w:tc>
+          <w:tcPr>
+            <w:tcW w:type="dxa" w:w="4680"/>
+          </w:tcPr>
+          <w:p>
+            <w:r>
+              <w:rPr>
+                <w:b/>
+              </w:rPr>
+              <w:t>CRA Phase:</w:t>
+            </w:r>
+          </w:p>
+        </w:tc>
+        <w:tc>
+          <w:tcPr>
+            <w:tcW w:type="dxa" w:w="4680"/>
+          </w:tcPr>
+          <w:p>
+            <w:r>
+              <w:t>Pre-Engagement -- Phase 1 Gate</w:t>
+            </w:r>
+          </w:p>
+        </w:tc>
+      </w:tr>
+      <w:tr>
+        <w:tc>
+          <w:tcPr>
+            <w:tcW w:type="dxa" w:w="4680"/>
+          </w:tcPr>
+          <w:p>
+            <w:r>
+              <w:rPr>
+                <w:b/>
+              </w:rPr>
+              <w:t>Target Audience:</w:t>
+            </w:r>
+          </w:p>
+        </w:tc>
+        <w:tc>
+          <w:tcPr>
+            <w:tcW w:type="dxa" w:w="4680"/>
+          </w:tcPr>
+          <w:p>
+            <w:r>
+              <w:t>Customer commercial/legal team + Rackspace Pre-Sales and Legal</w:t>
+            </w:r>
+          </w:p>
+        </w:tc>
+      </w:tr>
+      <w:tr>
+        <w:tc>
+          <w:tcPr>
+            <w:tcW w:type="dxa" w:w="4680"/>
+          </w:tcPr>
+          <w:p>
+            <w:r>
+              <w:rPr>
+                <w:b/>
+              </w:rPr>
+              <w:t>When to Complete:</w:t>
+            </w:r>
+          </w:p>
+        </w:tc>
+        <w:tc>
+          <w:tcPr>
+            <w:tcW w:type="dxa" w:w="4680"/>
+          </w:tcPr>
+          <w:p>
+            <w:r>
+              <w:t>Before Phase 1 kickoff; minimum 5 business days before start date</w:t>
+            </w:r>
+          </w:p>
+        </w:tc>
+      </w:tr>
+      <w:tr>
+        <w:tc>
+          <w:tcPr>
+            <w:tcW w:type="dxa" w:w="4680"/>
+          </w:tcPr>
+          <w:p>
+            <w:r>
+              <w:rPr>
+                <w:b/>
+              </w:rPr>
+              <w:t>Est. Time:</w:t>
+            </w:r>
+          </w:p>
+        </w:tc>
+        <w:tc>
+          <w:tcPr>
+            <w:tcW w:type="dxa" w:w="4680"/>
+          </w:tcPr>
+          <w:p>
+            <w:r>
+              <w:t>3-5 hours (customisation); must be reviewed by Pre-Sales Director</w:t>
+            </w:r>
+          </w:p>
+        </w:tc>
+      </w:tr>
+      <w:tr>
+        <w:tc>
+          <w:tcPr>
+            <w:tcW w:type="dxa" w:w="4680"/>
+          </w:tcPr>
+          <w:p>
+            <w:r>
+              <w:rPr>
+                <w:b/>
+              </w:rPr>
+              <w:t>Version:</w:t>
+            </w:r>
+          </w:p>
+        </w:tc>
+        <w:tc>
+          <w:tcPr>
+            <w:tcW w:type="dxa" w:w="4680"/>
+          </w:tcPr>
+          <w:p>
+            <w:r>
+              <w:t>v1.0</w:t>
+            </w:r>
+          </w:p>
+        </w:tc>
+      </w:tr>
+      <w:tr>
+        <w:tc>
+          <w:tcPr>
+            <w:tcW w:type="dxa" w:w="9360"/>
+            <w:gridSpan w:val="2"/>
+          </w:tcPr>
+          <w:p>
+            <w:r>
+              <w:rPr>
+                <w:b/>
+              </w:rPr>
+              <w:t>WHAT TO CUSTOMISE</w:t>
+              <w:br/>
+              <w:t>- Section 2-3 (Scope): replace estimated VM/application count with customer-provided figures</w:t>
+              <w:br/>
+              <w:t>- Section 5 (Scope Variance Clause): confirm the 15% threshold is in the final document</w:t>
+              <w:br/>
+              <w:t>- Section 8 (Utilisation Gate): confirm minimum data collection period is specified</w:t>
+              <w:br/>
+              <w:t>- Section 10 (Fees): Pre-Sales Director must approve all fee figures before circulation</w:t>
+              <w:br/>
+              <w:t>- Section 12 (Alliance Partner): confirm AMM/MAP/PSO registration clause is present</w:t>
+            </w:r>
+          </w:p>
+        </w:tc>
+      </w:tr>
+      <w:tr>
+        <w:tc>
+          <w:tcPr>
+            <w:tcW w:type="dxa" w:w="9360"/>
+            <w:gridSpan w:val="2"/>
+          </w:tcPr>
+          <w:p>
+            <w:r>
+              <w:t>Template version: v1.0 -- CRA Framework v2.0 -- Rackspace Cloud Solutions Architecture</w:t>
+            </w:r>
+          </w:p>
+        </w:tc>
+      </w:tr>
+      <w:tr>
+        <w:tc>
+          <w:tcPr>
+            <w:tcW w:type="dxa" w:w="9360"/>
+            <w:gridSpan w:val="2"/>
+          </w:tcPr>
+          <w:p>
+            <w:r>
+              <w:rPr>
+                <w:b/>
+                <w:color w:val="E31C3D"/>
+              </w:rPr>
+              <w:t>IMPORTANT: Three critical clauses must be present before this SOW is sent for signature: (1) Scope Variance clause -- protects Rackspace if CMDB data is wrong; (2) Utilisation Data Gate clause -- protects Phase 3 data quality; (3) Alliance Partner Registration clause -- ensures AMM/MAP/PSO is registered on time. See Templates/executive-reporting/REPORTING-TEMPLATES-AUDIT-SPEC.md Section 4D.5.</w:t>
+            </w:r>
+          </w:p>
+        </w:tc>
+      </w:tr>
+    </w:tbl>
+    <w:p/>
     <w:p>
       <w:pPr>
         <w:spacing w:after="120"/>

--- a/Templates/04-planning/sow-template.docx
+++ b/Templates/04-planning/sow-template.docx
@@ -21679,7 +21679,7 @@
   <w:docDefaults>
     <w:rPrDefault>
       <w:rPr>
-        <w:rFonts w:ascii="Arial" w:eastAsia="Arial" w:hAnsi="Arial" w:cs="Arial"/>
+        <w:rFonts w:ascii="Aktiv Grotesk" w:eastAsia="Aktiv Grotesk" w:hAnsi="Aktiv Grotesk" w:cs="Aktiv Grotesk"/>
         <w:sz w:val="22"/>
         <w:szCs w:val="22"/>
         <w:lang w:val="en-IN" w:eastAsia="en-IN" w:bidi="hi-IN"/>
@@ -22475,11 +22475,11 @@
         <a:font script="Viet" typeface="Times New Roman"/>
         <a:font script="Uigh" typeface="Microsoft Uighur"/>
         <a:font script="Geor" typeface="Sylfaen"/>
-        <a:font script="Armn" typeface="Arial"/>
+        <a:font script="Armn" typeface="Aktiv Grotesk"/>
         <a:font script="Bugi" typeface="Leelawadee UI"/>
         <a:font script="Bopo" typeface="Microsoft JhengHei"/>
         <a:font script="Java" typeface="Javanese Text"/>
-        <a:font script="Lisu" typeface="Segoe UI"/>
+        <a:font script="Lisu" typeface="Aktiv Grotesk"/>
         <a:font script="Mymr" typeface="Myanmar Text"/>
         <a:font script="Nkoo" typeface="Ebrima"/>
         <a:font script="Olck" typeface="Nirmala UI"/>
@@ -22501,8 +22501,8 @@
         <a:font script="Hang" typeface="맑은 고딕"/>
         <a:font script="Hans" typeface="等线"/>
         <a:font script="Hant" typeface="新細明體"/>
-        <a:font script="Arab" typeface="Arial"/>
-        <a:font script="Hebr" typeface="Arial"/>
+        <a:font script="Arab" typeface="Aktiv Grotesk"/>
+        <a:font script="Hebr" typeface="Aktiv Grotesk"/>
         <a:font script="Thai" typeface="Cordia New"/>
         <a:font script="Ethi" typeface="Nyala"/>
         <a:font script="Beng" typeface="Vrinda"/>
@@ -22524,14 +22524,14 @@
         <a:font script="Laoo" typeface="DokChampa"/>
         <a:font script="Sinh" typeface="Iskoola Pota"/>
         <a:font script="Mong" typeface="Mongolian Baiti"/>
-        <a:font script="Viet" typeface="Arial"/>
+        <a:font script="Viet" typeface="Aktiv Grotesk"/>
         <a:font script="Uigh" typeface="Microsoft Uighur"/>
         <a:font script="Geor" typeface="Sylfaen"/>
-        <a:font script="Armn" typeface="Arial"/>
+        <a:font script="Armn" typeface="Aktiv Grotesk"/>
         <a:font script="Bugi" typeface="Leelawadee UI"/>
         <a:font script="Bopo" typeface="Microsoft JhengHei"/>
         <a:font script="Java" typeface="Javanese Text"/>
-        <a:font script="Lisu" typeface="Segoe UI"/>
+        <a:font script="Lisu" typeface="Aktiv Grotesk"/>
         <a:font script="Mymr" typeface="Myanmar Text"/>
         <a:font script="Nkoo" typeface="Ebrima"/>
         <a:font script="Olck" typeface="Nirmala UI"/>
